--- a/02-appsscript/INSTALACION-DESDE-CERO.docx
+++ b/02-appsscript/INSTALACION-DESDE-CERO.docx
@@ -1678,7 +1678,7 @@
           <w:i w:val="0"/>
           <w:sz w:val="21"/>
         </w:rPr>
-        <w:t>Agregarla al Grupo de Google y nada más: no necesita permisos propios sobre Drive. Tener en cuenta que dentro del grupo todos ven todo, así que el alta da acceso a los informes de todas las personas evaluadas. El detalle está en RESUMEN-Y-ACCESOS.md.</w:t>
+        <w:t>Agregarla al Grupo de Google y nada más: no necesita permisos propios sobre Drive. Tener en cuenta que dentro del grupo todos ven todo, así que el alta da acceso a los informes de todas las personas evaluadas. El detalle está en ACCESOS.md.</w:t>
       </w:r>
     </w:p>
     <w:p>
